--- a/docs/research/mvp/final/v08-testing/ddos.docx
+++ b/docs/research/mvp/final/v08-testing/ddos.docx
@@ -10,7 +10,7 @@
         <w:t xml:space="preserve">DDoS / Load-Flood Test Strategy</w:t>
       </w:r>
     </w:p>
-    <w:bookmarkStart w:id="23" w:name="ddos--load-flood-test-strategy"/>
+    <w:bookmarkStart w:id="24" w:name="ddos--load-flood-test-strategy"/>
     <w:p>
       <w:pPr>
         <w:pStyle w:val="Heading1"/>
@@ -34,7 +34,7 @@
         <w:t xml:space="preserve"> </w:t>
       </w:r>
       <w:r>
-        <w:t xml:space="preserve">3</w:t>
+        <w:t xml:space="preserve">4</w:t>
       </w:r>
       <w:r>
         <w:t xml:space="preserve"> </w:t>
@@ -50,7 +50,58 @@
         <w:t xml:space="preserve"> </w:t>
       </w:r>
       <w:r>
-        <w:t xml:space="preserve">2026-07-04T12:00:00Z</w:t>
+        <w:t xml:space="preserve">2026-07-06T10:45:05Z</w:t>
+      </w:r>
+    </w:p>
+    <w:p>
+      <w:pPr>
+        <w:pStyle w:val="BlockText"/>
+      </w:pPr>
+      <w:r>
+        <w:rPr>
+          <w:b/>
+          <w:bCs/>
+        </w:rPr>
+        <w:t xml:space="preserve">Rev 4 (2026-07-06):</w:t>
+      </w:r>
+      <w:r>
+        <w:t xml:space="preserve"> </w:t>
+      </w:r>
+      <w:r>
+        <w:t xml:space="preserve">pinned quantitative design targets for NFR-413 (control-plane</w:t>
+      </w:r>
+      <w:r>
+        <w:t xml:space="preserve"> </w:t>
+      </w:r>
+      <w:r>
+        <w:t xml:space="preserve">API rate-limit flood) and NFR-414 (data-plane edge WG-init flood / fail-static) in a new</w:t>
+      </w:r>
+      <w:r>
+        <w:t xml:space="preserve"> </w:t>
+      </w:r>
+      <w:r>
+        <w:t xml:space="preserve">§10 "Quantitative design targets (Phase-2 calibration)". These are design targets to be</w:t>
+      </w:r>
+      <w:r>
+        <w:t xml:space="preserve"> </w:t>
+      </w:r>
+      <w:r>
+        <w:t xml:space="preserve">calibrated during the Phase-2</w:t>
+      </w:r>
+      <w:r>
+        <w:t xml:space="preserve"> </w:t>
+      </w:r>
+      <w:r>
+        <w:rPr>
+          <w:rStyle w:val="VerbatimChar"/>
+        </w:rPr>
+        <w:t xml:space="preserve">multi-tenant-ha</w:t>
+      </w:r>
+      <w:r>
+        <w:t xml:space="preserve"> </w:t>
+      </w:r>
+      <w:r>
+        <w:t xml:space="preserve">soak, not measured baselines.</w:t>
       </w:r>
     </w:p>
     <w:p>
@@ -711,6 +762,23 @@
             <w:rStyle w:val="Hyperlink"/>
           </w:rPr>
           <w:t xml:space="preserve">9. The MVP SKIP record + re-arm trigger</w:t>
+        </w:r>
+      </w:hyperlink>
+    </w:p>
+    <w:p>
+      <w:pPr>
+        <w:pStyle w:val="Compact"/>
+        <w:numPr>
+          <w:ilvl w:val="0"/>
+          <w:numId w:val="1001"/>
+        </w:numPr>
+      </w:pPr>
+      <w:hyperlink w:anchor="X9346d0399ac441592a48fa0c568ca1626b0b64a">
+        <w:r>
+          <w:rPr>
+            <w:rStyle w:val="Hyperlink"/>
+          </w:rPr>
+          <w:t xml:space="preserve">10. Quantitative design targets (Phase-2 calibration)</w:t>
         </w:r>
       </w:hyperlink>
     </w:p>
@@ -6217,71 +6285,620 @@
         <w:t xml:space="preserve">discipline so Phase-2 cannot ship a DDoS gap by omission.</w:t>
       </w:r>
     </w:p>
+    <w:bookmarkEnd w:id="21"/>
+    <w:bookmarkStart w:id="22" w:name="X9346d0399ac441592a48fa0c568ca1626b0b64a"/>
     <w:p>
       <w:pPr>
-        <w:pStyle w:val="BodyText"/>
-      </w:pPr>
+        <w:pStyle w:val="Heading2"/>
+      </w:pPr>
+      <w:r>
+        <w:t xml:space="preserve">10. Quantitative design targets (Phase-2 calibration)</w:t>
+      </w:r>
+    </w:p>
+    <w:p>
+      <w:pPr>
+        <w:pStyle w:val="FirstParagraph"/>
+      </w:pPr>
+      <w:r>
+        <w:t xml:space="preserve">The following numbers are</w:t>
+      </w:r>
+      <w:r>
+        <w:t xml:space="preserve"> </w:t>
+      </w:r>
       <w:r>
         <w:rPr>
           <w:b/>
           <w:bCs/>
         </w:rPr>
-        <w:t xml:space="preserve">UNVERIFIED.</w:t>
-      </w:r>
-      <w:r>
-        <w:t xml:space="preserve"> </w:t>
-      </w:r>
-      <w:r>
-        <w:t xml:space="preserve">The concrete design-attack-rate (</w:t>
-      </w:r>
-      <w:r>
-        <w:rPr>
-          <w:rStyle w:val="VerbatimChar"/>
-        </w:rPr>
-        <w:t xml:space="preserve">ATTACK_PPS</w:t>
-      </w:r>
-      <w:r>
-        <w:t xml:space="preserve">), the legit-handshake SLO budget</w:t>
-      </w:r>
-      <w:r>
-        <w:t xml:space="preserve"> </w:t>
-      </w:r>
-      <w:r>
-        <w:t xml:space="preserve">under flood, and the supervisor restart budget are Phase-2 measured numbers, not yet results;</w:t>
-      </w:r>
-      <w:r>
-        <w:t xml:space="preserve"> </w:t>
-      </w:r>
-      <w:r>
-        <w:t xml:space="preserve">they are stated as Phase-2 targets here and become facts only when the Phase-2 rig produces the CSVs. The WG</w:t>
-      </w:r>
-      <w:r>
-        <w:t xml:space="preserve"> </w:t>
-      </w:r>
-      <w:r>
-        <w:t xml:space="preserve">cookie-reply effectiveness against the specific init-flood rate is asserted from the WireGuard</w:t>
-      </w:r>
-      <w:r>
-        <w:t xml:space="preserve"> </w:t>
-      </w:r>
-      <w:r>
-        <w:t xml:space="preserve">design [01-DP] but</w:t>
-      </w:r>
-      <w:r>
-        <w:t xml:space="preserve"> </w:t>
-      </w:r>
+        <w:t xml:space="preserve">design targets</w:t>
+      </w:r>
+      <w:r>
+        <w:t xml:space="preserve"> </w:t>
+      </w:r>
+      <w:r>
+        <w:t xml:space="preserve">for the Phase-2 DDoS bank, not measured baselines.</w:t>
+      </w:r>
+      <w:r>
+        <w:t xml:space="preserve"> </w:t>
+      </w:r>
+      <w:r>
+        <w:t xml:space="preserve">They pin the attack rate and the legitimate-client SLO budgets that NFR-413 and NFR-414 must</w:t>
+      </w:r>
+      <w:r>
+        <w:t xml:space="preserve"> </w:t>
+      </w:r>
+      <w:r>
+        <w:t xml:space="preserve">defend against. The values will be calibrated — and may be adjusted — during the Phase-2</w:t>
+      </w:r>
+      <w:r>
+        <w:t xml:space="preserve"> </w:t>
+      </w:r>
+      <w:r>
+        <w:rPr>
+          <w:rStyle w:val="VerbatimChar"/>
+        </w:rPr>
+        <w:t xml:space="preserve">multi-tenant-ha</w:t>
+      </w:r>
+      <w:r>
+        <w:t xml:space="preserve"> </w:t>
+      </w:r>
+      <w:r>
+        <w:t xml:space="preserve">soak once the real edge and API gateway are exercised.</w:t>
+      </w:r>
+    </w:p>
+    <w:tbl>
+      <w:tblPr>
+        <w:tblStyle w:val="Table"/>
+        <w:tblW w:type="auto" w:w="0"/>
+        <w:tblLook w:firstRow="1" w:lastRow="0" w:firstColumn="0" w:lastColumn="0" w:noHBand="0" w:noVBand="0" w:val="0020"/>
+      </w:tblPr>
+      <w:tblGrid>
+        <w:gridCol w:w="1584"/>
+        <w:gridCol w:w="1584"/>
+        <w:gridCol w:w="1584"/>
+        <w:gridCol w:w="1584"/>
+        <w:gridCol w:w="1584"/>
+      </w:tblGrid>
+      <w:tr>
+        <w:trPr>
+          <w:tblHeader w:val="on"/>
+        </w:trPr>
+        <w:tc>
+          <w:tcPr/>
+          <w:p>
+            <w:pPr>
+              <w:pStyle w:val="Compact"/>
+            </w:pPr>
+            <w:r>
+              <w:t xml:space="preserve">Target</w:t>
+            </w:r>
+          </w:p>
+        </w:tc>
+        <w:tc>
+          <w:tcPr/>
+          <w:p>
+            <w:pPr>
+              <w:pStyle w:val="Compact"/>
+            </w:pPr>
+            <w:r>
+              <w:t xml:space="preserve">NFR</w:t>
+            </w:r>
+          </w:p>
+        </w:tc>
+        <w:tc>
+          <w:tcPr/>
+          <w:p>
+            <w:pPr>
+              <w:pStyle w:val="Compact"/>
+            </w:pPr>
+            <w:r>
+              <w:t xml:space="preserve">Attack</w:t>
+            </w:r>
+          </w:p>
+        </w:tc>
+        <w:tc>
+          <w:tcPr/>
+          <w:p>
+            <w:pPr>
+              <w:pStyle w:val="Compact"/>
+            </w:pPr>
+            <w:r>
+              <w:t xml:space="preserve">Legitimate-client SLO</w:t>
+            </w:r>
+          </w:p>
+        </w:tc>
+        <w:tc>
+          <w:tcPr/>
+          <w:p>
+            <w:pPr>
+              <w:pStyle w:val="Compact"/>
+            </w:pPr>
+            <w:r>
+              <w:t xml:space="preserve">Rationale</w:t>
+            </w:r>
+          </w:p>
+        </w:tc>
+      </w:tr>
+      <w:tr>
+        <w:tc>
+          <w:tcPr/>
+          <w:p>
+            <w:pPr>
+              <w:pStyle w:val="Compact"/>
+            </w:pPr>
+            <w:r>
+              <w:rPr>
+                <w:rStyle w:val="VerbatimChar"/>
+              </w:rPr>
+              <w:t xml:space="preserve">ATTACK_PPS_API</w:t>
+            </w:r>
+          </w:p>
+        </w:tc>
+        <w:tc>
+          <w:tcPr/>
+          <w:p>
+            <w:pPr>
+              <w:pStyle w:val="Compact"/>
+            </w:pPr>
+            <w:r>
+              <w:t xml:space="preserve">NFR-413</w:t>
+            </w:r>
+          </w:p>
+        </w:tc>
+        <w:tc>
+          <w:tcPr/>
+          <w:p>
+            <w:pPr>
+              <w:pStyle w:val="Compact"/>
+            </w:pPr>
+            <w:r>
+              <w:t xml:space="preserve">10 000 invalid control-plane requests/s sustained for 10 s against the API gateway /</w:t>
+            </w:r>
+            <w:r>
+              <w:t xml:space="preserve"> </w:t>
+            </w:r>
+            <w:r>
+              <w:rPr>
+                <w:rStyle w:val="VerbatimChar"/>
+              </w:rPr>
+              <w:t xml:space="preserve">SignDeviceCert</w:t>
+            </w:r>
+            <w:r>
+              <w:t xml:space="preserve"> </w:t>
+            </w:r>
+            <w:r>
+              <w:t xml:space="preserve">endpoint</w:t>
+            </w:r>
+          </w:p>
+        </w:tc>
+        <w:tc>
+          <w:tcPr/>
+          <w:p>
+            <w:pPr>
+              <w:pStyle w:val="Compact"/>
+            </w:pPr>
+            <w:r>
+              <w:t xml:space="preserve">Legitimate enroll /</w:t>
+            </w:r>
+            <w:r>
+              <w:t xml:space="preserve"> </w:t>
+            </w:r>
+            <w:r>
+              <w:rPr>
+                <w:rStyle w:val="VerbatimChar"/>
+              </w:rPr>
+              <w:t xml:space="preserve">WatchNetworkMap</w:t>
+            </w:r>
+            <w:r>
+              <w:t xml:space="preserve"> </w:t>
+            </w:r>
+            <w:r>
+              <w:t xml:space="preserve">requests: p95 latency &lt; 200 ms, zero HTTP 5xx, token-bucket rejections returned as 429</w:t>
+            </w:r>
+          </w:p>
+        </w:tc>
+        <w:tc>
+          <w:tcPr/>
+          <w:p>
+            <w:pPr>
+              <w:pStyle w:val="Compact"/>
+            </w:pPr>
+            <w:r>
+              <w:t xml:space="preserve">Representative of a distributed credential-stuffing / enroll flood; Redis-backed token bucket</w:t>
+            </w:r>
+            <w:r>
+              <w:t xml:space="preserve"> </w:t>
+            </w:r>
+            <w:r>
+              <w:rPr>
+                <w:rStyle w:val="VerbatimChar"/>
+              </w:rPr>
+              <w:t xml:space="preserve">[svc-pki §3.4]</w:t>
+            </w:r>
+            <w:r>
+              <w:t xml:space="preserve"> </w:t>
+            </w:r>
+            <w:r>
+              <w:t xml:space="preserve">must shed the attack without harming a real tenant client.</w:t>
+            </w:r>
+          </w:p>
+        </w:tc>
+      </w:tr>
+      <w:tr>
+        <w:tc>
+          <w:tcPr/>
+          <w:p>
+            <w:pPr>
+              <w:pStyle w:val="Compact"/>
+            </w:pPr>
+            <w:r>
+              <w:rPr>
+                <w:rStyle w:val="VerbatimChar"/>
+              </w:rPr>
+              <w:t xml:space="preserve">ATTACK_PPS_EDGE</w:t>
+            </w:r>
+          </w:p>
+        </w:tc>
+        <w:tc>
+          <w:tcPr/>
+          <w:p>
+            <w:pPr>
+              <w:pStyle w:val="Compact"/>
+            </w:pPr>
+            <w:r>
+              <w:t xml:space="preserve">NFR-414</w:t>
+            </w:r>
+          </w:p>
+        </w:tc>
+        <w:tc>
+          <w:tcPr/>
+          <w:p>
+            <w:pPr>
+              <w:pStyle w:val="Compact"/>
+            </w:pPr>
+            <w:r>
+              <w:t xml:space="preserve">100 000 WG</w:t>
+            </w:r>
+            <w:r>
+              <w:t xml:space="preserve"> </w:t>
+            </w:r>
+            <w:r>
+              <w:rPr>
+                <w:rStyle w:val="VerbatimChar"/>
+              </w:rPr>
+              <w:t xml:space="preserve">MessageInitiation</w:t>
+            </w:r>
+            <w:r>
+              <w:t xml:space="preserve"> </w:t>
+            </w:r>
+            <w:r>
+              <w:t xml:space="preserve">packets/s (plain-WG port</w:t>
+            </w:r>
+            <w:r>
+              <w:t xml:space="preserve"> </w:t>
+            </w:r>
+            <w:r>
+              <w:rPr>
+                <w:rStyle w:val="VerbatimChar"/>
+              </w:rPr>
+              <w:t xml:space="preserve">udp/51820</w:t>
+            </w:r>
+            <w:r>
+              <w:t xml:space="preserve">) for 10 s</w:t>
+            </w:r>
+          </w:p>
+        </w:tc>
+        <w:tc>
+          <w:tcPr/>
+          <w:p>
+            <w:pPr>
+              <w:pStyle w:val="Compact"/>
+            </w:pPr>
+            <w:r>
+              <w:t xml:space="preserve">Legitimate WG handshake p99 latency &lt; 2 × the unflooded baseline; no handshake timeout</w:t>
+            </w:r>
+          </w:p>
+        </w:tc>
+        <w:tc>
+          <w:tcPr/>
+          <w:p>
+            <w:pPr>
+              <w:pStyle w:val="Compact"/>
+            </w:pPr>
+            <w:r>
+              <w:t xml:space="preserve">Stresses WG stateless cookie-reply anti-DoS</w:t>
+            </w:r>
+            <w:r>
+              <w:t xml:space="preserve"> </w:t>
+            </w:r>
+            <w:r>
+              <w:rPr>
+                <w:rStyle w:val="VerbatimChar"/>
+              </w:rPr>
+              <w:t xml:space="preserve">[01-DP]</w:t>
+            </w:r>
+            <w:r>
+              <w:t xml:space="preserve"> </w:t>
+            </w:r>
+            <w:r>
+              <w:t xml:space="preserve">and the edge's per-source rate limiter while a real enrolled peer handshakes concurrently.</w:t>
+            </w:r>
+          </w:p>
+        </w:tc>
+      </w:tr>
+      <w:tr>
+        <w:tc>
+          <w:tcPr/>
+          <w:p>
+            <w:pPr>
+              <w:pStyle w:val="Compact"/>
+            </w:pPr>
+            <w:r>
+              <w:rPr>
+                <w:rStyle w:val="VerbatimChar"/>
+              </w:rPr>
+              <w:t xml:space="preserve">EDGE_FAILSTATIC</w:t>
+            </w:r>
+          </w:p>
+        </w:tc>
+        <w:tc>
+          <w:tcPr/>
+          <w:p>
+            <w:pPr>
+              <w:pStyle w:val="Compact"/>
+            </w:pPr>
+            <w:r>
+              <w:t xml:space="preserve">NFR-414</w:t>
+            </w:r>
+          </w:p>
+        </w:tc>
+        <w:tc>
+          <w:tcPr/>
+          <w:p>
+            <w:pPr>
+              <w:pStyle w:val="Compact"/>
+            </w:pPr>
+            <w:r>
+              <w:t xml:space="preserve">volumetric byte flood (</w:t>
+            </w:r>
+            <w:r>
+              <w:rPr>
+                <w:rStyle w:val="VerbatimChar"/>
+              </w:rPr>
+              <w:t xml:space="preserve">iperf3 -u</w:t>
+            </w:r>
+            <w:r>
+              <w:t xml:space="preserve">) at line rate on edge</w:t>
+            </w:r>
+            <w:r>
+              <w:t xml:space="preserve"> </w:t>
+            </w:r>
+            <w:r>
+              <w:rPr>
+                <w:rStyle w:val="VerbatimChar"/>
+              </w:rPr>
+              <w:t xml:space="preserve">:443</w:t>
+            </w:r>
+          </w:p>
+        </w:tc>
+        <w:tc>
+          <w:tcPr/>
+          <w:p>
+            <w:pPr>
+              <w:pStyle w:val="Compact"/>
+            </w:pPr>
+            <w:r>
+              <w:rPr>
+                <w:rStyle w:val="VerbatimChar"/>
+              </w:rPr>
+              <w:t xml:space="preserve">helix_edge_up == 1</w:t>
+            </w:r>
+            <w:r>
+              <w:t xml:space="preserve"> </w:t>
+            </w:r>
+            <w:r>
+              <w:t xml:space="preserve">throughout, OR process restart ≤ 5 s with</w:t>
+            </w:r>
+            <w:r>
+              <w:t xml:space="preserve"> </w:t>
+            </w:r>
+            <w:r>
+              <w:rPr>
+                <w:b/>
+                <w:bCs/>
+              </w:rPr>
+              <w:t xml:space="preserve">zero</w:t>
+            </w:r>
+            <w:r>
+              <w:t xml:space="preserve"> </w:t>
+            </w:r>
+            <w:r>
+              <w:t xml:space="preserve">plaintext leak in</w:t>
+            </w:r>
+            <w:r>
+              <w:t xml:space="preserve"> </w:t>
+            </w:r>
+            <w:r>
+              <w:rPr>
+                <w:rStyle w:val="VerbatimChar"/>
+              </w:rPr>
+              <w:t xml:space="preserve">gap_pcap.pcap</w:t>
+            </w:r>
+          </w:p>
+        </w:tc>
+        <w:tc>
+          <w:tcPr/>
+          <w:p>
+            <w:pPr>
+              <w:pStyle w:val="Compact"/>
+            </w:pPr>
+            <w:r>
+              <w:t xml:space="preserve">Composes with the kill-switch SLO: a stateless edge must drop excess and stay alive; if the supervisor restarts it, the restart gap must not emit user traffic in plaintext.</w:t>
+            </w:r>
+          </w:p>
+        </w:tc>
+      </w:tr>
+    </w:tbl>
+    <w:p>
+      <w:pPr>
+        <w:pStyle w:val="BlockText"/>
+      </w:pPr>
       <w:r>
         <w:rPr>
           <w:b/>
           <w:bCs/>
         </w:rPr>
+        <w:t xml:space="preserve">Design-target honesty (§11.4.6).</w:t>
+      </w:r>
+      <w:r>
+        <w:t xml:space="preserve"> </w:t>
+      </w:r>
+      <w:r>
+        <w:t xml:space="preserve">The table above states what the architecture is</w:t>
+      </w:r>
+      <w:r>
+        <w:t xml:space="preserve"> </w:t>
+      </w:r>
+      <w:r>
+        <w:rPr>
+          <w:b/>
+          <w:bCs/>
+        </w:rPr>
+        <w:t xml:space="preserve">designed</w:t>
+      </w:r>
+      <w:r>
+        <w:t xml:space="preserve"> </w:t>
+      </w:r>
+      <w:r>
+        <w:t xml:space="preserve">to withstand, not what has been measured. The Phase-2 soak will either validate these targets or</w:t>
+      </w:r>
+      <w:r>
+        <w:t xml:space="preserve"> </w:t>
+      </w:r>
+      <w:r>
+        <w:t xml:space="preserve">produce a lower calibrated capability; in either case the coverage-ledger row for NFR-413/414 is</w:t>
+      </w:r>
+      <w:r>
+        <w:t xml:space="preserve"> </w:t>
+      </w:r>
+      <w:r>
+        <w:t xml:space="preserve">updated with the measured number and the gate becomes release-blocking only against that</w:t>
+      </w:r>
+      <w:r>
+        <w:t xml:space="preserve"> </w:t>
+      </w:r>
+      <w:r>
+        <w:t xml:space="preserve">calibrated value.</w:t>
+      </w:r>
+    </w:p>
+    <w:p>
+      <w:pPr>
+        <w:pStyle w:val="FirstParagraph"/>
+      </w:pPr>
+      <w:r>
+        <w:rPr>
+          <w:b/>
+          <w:bCs/>
+        </w:rPr>
+        <w:t xml:space="preserve">UNVERIFIED.</w:t>
+      </w:r>
+      <w:r>
+        <w:t xml:space="preserve"> </w:t>
+      </w:r>
+      <w:r>
+        <w:t xml:space="preserve">The concrete values are now pinned as design targets in §10 (</w:t>
+      </w:r>
+      <w:r>
+        <w:rPr>
+          <w:rStyle w:val="VerbatimChar"/>
+        </w:rPr>
+        <w:t xml:space="preserve">ATTACK_PPS_API</w:t>
+      </w:r>
+      <w:r>
+        <w:t xml:space="preserve">,</w:t>
+      </w:r>
+      <w:r>
+        <w:t xml:space="preserve"> </w:t>
+      </w:r>
+      <w:r>
+        <w:rPr>
+          <w:rStyle w:val="VerbatimChar"/>
+        </w:rPr>
+        <w:t xml:space="preserve">ATTACK_PPS_EDGE</w:t>
+      </w:r>
+      <w:r>
+        <w:t xml:space="preserve">,</w:t>
+      </w:r>
+      <w:r>
+        <w:t xml:space="preserve"> </w:t>
+      </w:r>
+      <w:r>
+        <w:rPr>
+          <w:rStyle w:val="VerbatimChar"/>
+        </w:rPr>
+        <w:t xml:space="preserve">EDGE_FAILSTATIC</w:t>
+      </w:r>
+      <w:r>
+        <w:t xml:space="preserve">). They remain</w:t>
+      </w:r>
+      <w:r>
+        <w:t xml:space="preserve"> </w:t>
+      </w:r>
+      <w:r>
+        <w:rPr>
+          <w:b/>
+          <w:bCs/>
+        </w:rPr>
         <w:t xml:space="preserve">UNVERIFIED</w:t>
       </w:r>
       <w:r>
         <w:t xml:space="preserve"> </w:t>
       </w:r>
       <w:r>
-        <w:t xml:space="preserve">for HelixVPN's edge until the Phase-2 bank runs.</w:t>
+        <w:t xml:space="preserve">until the Phase-2</w:t>
+      </w:r>
+      <w:r>
+        <w:t xml:space="preserve"> </w:t>
+      </w:r>
+      <w:r>
+        <w:rPr>
+          <w:rStyle w:val="VerbatimChar"/>
+        </w:rPr>
+        <w:t xml:space="preserve">multi-tenant-ha</w:t>
+      </w:r>
+      <w:r>
+        <w:t xml:space="preserve"> </w:t>
+      </w:r>
+      <w:r>
+        <w:t xml:space="preserve">soak produces the captured CSVs. The WG cookie-reply effectiveness against the</w:t>
+      </w:r>
+      <w:r>
+        <w:t xml:space="preserve"> </w:t>
+      </w:r>
+      <w:r>
+        <w:t xml:space="preserve">specific init-flood rate is asserted from the WireGuard design [01-DP] but</w:t>
+      </w:r>
+      <w:r>
+        <w:t xml:space="preserve"> </w:t>
+      </w:r>
+      <w:r>
+        <w:rPr>
+          <w:b/>
+          <w:bCs/>
+        </w:rPr>
+        <w:t xml:space="preserve">UNVERIFIED</w:t>
+      </w:r>
+      <w:r>
+        <w:t xml:space="preserve"> </w:t>
+      </w:r>
+      <w:r>
+        <w:t xml:space="preserve">for</w:t>
+      </w:r>
+      <w:r>
+        <w:t xml:space="preserve"> </w:t>
+      </w:r>
+      <w:r>
+        <w:t xml:space="preserve">HelixVPN's edge until the Phase-2 bank runs.</w:t>
       </w:r>
     </w:p>
     <w:p>
@@ -6291,8 +6908,8 @@
         </w:pict>
       </w:r>
     </w:p>
-    <w:bookmarkEnd w:id="21"/>
-    <w:bookmarkStart w:id="22" w:name="sources-verified"/>
+    <w:bookmarkEnd w:id="22"/>
+    <w:bookmarkStart w:id="23" w:name="sources-verified"/>
     <w:p>
       <w:pPr>
         <w:pStyle w:val="Heading2"/>
@@ -6550,8 +7167,8 @@
         <w:t xml:space="preserve">(single-resource-owner), §11.4.108 (flood the shipping artifact), §1.1 (paired mutation).</w:t>
       </w:r>
     </w:p>
-    <w:bookmarkEnd w:id="22"/>
     <w:bookmarkEnd w:id="23"/>
+    <w:bookmarkEnd w:id="24"/>
     <w:sectPr>
       <w:footnotePr>
         <w:numRestart w:val="eachSect"/>
